--- a/lyceum_docs.docx
+++ b/lyceum_docs.docx
@@ -99,7 +99,7 @@
           <w:sz w:val="28"/>
           <w:szCs w:val="28"/>
         </w:rPr>
-        <w:t>Java 21, Spring Boot 4.0.5, Gradle (Kotlin DSL)</w:t>
+        <w:t xml:space="preserve">Java 21, Spring Boot, Gradle </w:t>
       </w:r>
     </w:p>
     <w:p>
@@ -120,7 +120,7 @@
           <w:sz w:val="28"/>
           <w:szCs w:val="28"/>
         </w:rPr>
-        <w:t>База данных: PostgreSQL + Spring Data JPA (DDL: update)</w:t>
+        <w:t xml:space="preserve">База данных: PostgreSQL + Spring Data JPA </w:t>
       </w:r>
     </w:p>
     <w:p>
@@ -141,7 +141,7 @@
           <w:sz w:val="28"/>
           <w:szCs w:val="28"/>
         </w:rPr>
-        <w:t>Шаблоны: JTE 3.2.3 (Server-Side Rendering)</w:t>
+        <w:t>Шаблоны: JTE</w:t>
       </w:r>
     </w:p>
     <w:p>
@@ -162,7 +162,7 @@
           <w:sz w:val="28"/>
           <w:szCs w:val="28"/>
         </w:rPr>
-        <w:t>Безопасность: Spring Security + JWT (HMAC-SHA), stateless</w:t>
+        <w:t>Безопасность: Spring Security + JWT, stateless</w:t>
       </w:r>
     </w:p>
     <w:p>
@@ -183,7 +183,14 @@
           <w:sz w:val="28"/>
           <w:szCs w:val="28"/>
         </w:rPr>
-        <w:t>Файлы: AWS S3 / MinIO (S3-compatible)</w:t>
+        <w:t>Файлы: MinIO (S3</w:t>
+      </w:r>
+      <w:r>
+        <w:rPr>
+          <w:sz w:val="28"/>
+          <w:szCs w:val="28"/>
+        </w:rPr>
+        <w:t>)</w:t>
       </w:r>
     </w:p>
     <w:p>
